--- a/static/files/11-MONTALE casa abbandonata.docx
+++ b/static/files/11-MONTALE casa abbandonata.docx
@@ -3362,7 +3362,23 @@
           <w:sz w:val="20"/>
           <w:szCs w:val="20"/>
         </w:rPr>
-        <w:t xml:space="preserve">“visinting angel” (“angelo dell’Annunciazione”) </w:t>
+        <w:t>“visi</w:t>
+      </w:r>
+      <w:r>
+        <w:rPr>
+          <w:bCs/>
+          <w:sz w:val="20"/>
+          <w:szCs w:val="20"/>
+        </w:rPr>
+        <w:t>tin</w:t>
+      </w:r>
+      <w:r>
+        <w:rPr>
+          <w:bCs/>
+          <w:sz w:val="20"/>
+          <w:szCs w:val="20"/>
+        </w:rPr>
+        <w:t xml:space="preserve">g angel” (“angelo dell’Annunciazione”) </w:t>
       </w:r>
       <w:r>
         <w:rPr>
@@ -5096,7 +5112,10 @@
   <w:rsids>
     <w:rsidRoot w:val="00243879"/>
     <w:rsid w:val="00243879"/>
+    <w:rsid w:val="002F5712"/>
+    <w:rsid w:val="004D025D"/>
     <w:rsid w:val="006C046B"/>
+    <w:rsid w:val="008221BB"/>
     <w:rsid w:val="00A55F4A"/>
   </w:rsids>
   <m:mathPr>
@@ -5552,10 +5571,6 @@
     <w:name w:val="5F3097DBD2904ECAA3ACB7975396ACA0"/>
     <w:rsid w:val="00243879"/>
   </w:style>
-  <w:style w:type="paragraph" w:customStyle="1" w:styleId="66AAF037615547878EDBD53C65D779FB">
-    <w:name w:val="66AAF037615547878EDBD53C65D779FB"/>
-    <w:rsid w:val="00243879"/>
-  </w:style>
 </w:styles>
 </file>
 
